--- a/Календарный график.docx
+++ b/Календарный график.docx
@@ -58,7 +58,7 @@
         </w:trPr>
         <w:tc>
           <w:tcPr>
-            <w:tcW w:w="1101" w:type="dxa"/>
+            <w:tcW w:w="1102" w:type="dxa"/>
             <w:vMerge w:val="restart"/>
             <w:tcBorders>
               <w:top w:val="single" w:sz="4" w:space="0" w:color="auto"/>
@@ -208,7 +208,7 @@
         </w:trPr>
         <w:tc>
           <w:tcPr>
-            <w:tcW w:w="1101" w:type="dxa"/>
+            <w:tcW w:w="1102" w:type="dxa"/>
             <w:vMerge/>
             <w:tcBorders>
               <w:top w:val="single" w:sz="4" w:space="0" w:color="auto"/>
@@ -354,7 +354,7 @@
       <w:tr>
         <w:tc>
           <w:tcPr>
-            <w:tcW w:w="1101" w:type="dxa"/>
+            <w:tcW w:w="1102" w:type="dxa"/>
             <w:tcBorders>
               <w:top w:val="single" w:sz="4" w:space="0" w:color="auto"/>
               <w:left w:val="single" w:sz="4" w:space="0" w:color="auto"/>
@@ -453,6 +453,12 @@
                 <w:lang w:eastAsia="en-US"/>
               </w:rPr>
             </w:pPr>
+            <w:r>
+              <w:rPr>
+                <w:lang w:eastAsia="en-US"/>
+              </w:rPr>
+              <w:t>Декабрь, 2025</w:t>
+            </w:r>
           </w:p>
         </w:tc>
         <w:tc>
@@ -473,6 +479,12 @@
                 <w:lang w:eastAsia="en-US"/>
               </w:rPr>
             </w:pPr>
+            <w:r>
+              <w:rPr>
+                <w:lang w:eastAsia="en-US"/>
+              </w:rPr>
+              <w:t>10.12.2025</w:t>
+            </w:r>
           </w:p>
         </w:tc>
         <w:tc>
@@ -493,13 +505,19 @@
                 <w:lang w:eastAsia="en-US"/>
               </w:rPr>
             </w:pPr>
+            <w:r>
+              <w:rPr>
+                <w:lang w:eastAsia="en-US"/>
+              </w:rPr>
+              <w:t>10.12.2025</w:t>
+            </w:r>
           </w:p>
         </w:tc>
       </w:tr>
       <w:tr>
         <w:tc>
           <w:tcPr>
-            <w:tcW w:w="1101" w:type="dxa"/>
+            <w:tcW w:w="1102" w:type="dxa"/>
             <w:tcBorders>
               <w:top w:val="single" w:sz="4" w:space="0" w:color="auto"/>
               <w:left w:val="single" w:sz="4" w:space="0" w:color="auto"/>
@@ -598,6 +616,12 @@
                 <w:lang w:eastAsia="en-US"/>
               </w:rPr>
             </w:pPr>
+            <w:r>
+              <w:rPr>
+                <w:lang w:eastAsia="en-US"/>
+              </w:rPr>
+              <w:t>Январь, 2026</w:t>
+            </w:r>
           </w:p>
         </w:tc>
         <w:tc>
@@ -618,6 +642,12 @@
                 <w:lang w:eastAsia="en-US"/>
               </w:rPr>
             </w:pPr>
+            <w:r>
+              <w:rPr>
+                <w:lang w:eastAsia="en-US"/>
+              </w:rPr>
+              <w:t>20.01.2026</w:t>
+            </w:r>
           </w:p>
         </w:tc>
         <w:tc>
@@ -638,13 +668,19 @@
                 <w:lang w:eastAsia="en-US"/>
               </w:rPr>
             </w:pPr>
+            <w:r>
+              <w:rPr>
+                <w:lang w:eastAsia="en-US"/>
+              </w:rPr>
+              <w:t>20.01.2026</w:t>
+            </w:r>
           </w:p>
         </w:tc>
       </w:tr>
       <w:tr>
         <w:tc>
           <w:tcPr>
-            <w:tcW w:w="1101" w:type="dxa"/>
+            <w:tcW w:w="1102" w:type="dxa"/>
             <w:tcBorders>
               <w:top w:val="single" w:sz="4" w:space="0" w:color="auto"/>
               <w:left w:val="single" w:sz="4" w:space="0" w:color="auto"/>
@@ -743,6 +779,12 @@
                 <w:lang w:eastAsia="en-US"/>
               </w:rPr>
             </w:pPr>
+            <w:r>
+              <w:rPr>
+                <w:lang w:eastAsia="en-US"/>
+              </w:rPr>
+              <w:t>Февраль, март, 2026</w:t>
+            </w:r>
           </w:p>
         </w:tc>
         <w:tc>
@@ -763,6 +805,12 @@
                 <w:lang w:eastAsia="en-US"/>
               </w:rPr>
             </w:pPr>
+            <w:r>
+              <w:rPr>
+                <w:lang w:eastAsia="en-US"/>
+              </w:rPr>
+              <w:t>02.02.2026</w:t>
+            </w:r>
           </w:p>
         </w:tc>
         <w:tc>
@@ -783,13 +831,19 @@
                 <w:lang w:eastAsia="en-US"/>
               </w:rPr>
             </w:pPr>
+            <w:r>
+              <w:rPr>
+                <w:lang w:eastAsia="en-US"/>
+              </w:rPr>
+              <w:t>02.02.2026</w:t>
+            </w:r>
           </w:p>
         </w:tc>
       </w:tr>
       <w:tr>
         <w:tc>
           <w:tcPr>
-            <w:tcW w:w="1101" w:type="dxa"/>
+            <w:tcW w:w="1102" w:type="dxa"/>
             <w:tcBorders>
               <w:top w:val="single" w:sz="4" w:space="0" w:color="auto"/>
               <w:left w:val="single" w:sz="4" w:space="0" w:color="auto"/>
@@ -888,6 +942,12 @@
                 <w:lang w:eastAsia="en-US"/>
               </w:rPr>
             </w:pPr>
+            <w:r>
+              <w:rPr>
+                <w:lang w:eastAsia="en-US"/>
+              </w:rPr>
+              <w:t>Апрель, 2026</w:t>
+            </w:r>
           </w:p>
         </w:tc>
         <w:tc>
@@ -908,6 +968,12 @@
                 <w:lang w:eastAsia="en-US"/>
               </w:rPr>
             </w:pPr>
+            <w:r>
+              <w:rPr>
+                <w:lang w:eastAsia="en-US"/>
+              </w:rPr>
+              <w:t>21.04.2026</w:t>
+            </w:r>
           </w:p>
         </w:tc>
         <w:tc>
@@ -928,6 +994,12 @@
                 <w:lang w:eastAsia="en-US"/>
               </w:rPr>
             </w:pPr>
+            <w:r>
+              <w:rPr>
+                <w:lang w:eastAsia="en-US"/>
+              </w:rPr>
+              <w:t>21.04.2026</w:t>
+            </w:r>
           </w:p>
         </w:tc>
       </w:tr>
@@ -937,7 +1009,7 @@
         </w:trPr>
         <w:tc>
           <w:tcPr>
-            <w:tcW w:w="1101" w:type="dxa"/>
+            <w:tcW w:w="1102" w:type="dxa"/>
             <w:tcBorders>
               <w:top w:val="single" w:sz="4" w:space="0" w:color="auto"/>
               <w:left w:val="single" w:sz="4" w:space="0" w:color="auto"/>
@@ -1036,6 +1108,12 @@
                 <w:lang w:eastAsia="en-US"/>
               </w:rPr>
             </w:pPr>
+            <w:r>
+              <w:rPr>
+                <w:lang w:eastAsia="en-US"/>
+              </w:rPr>
+              <w:t>Июнь, 2026</w:t>
+            </w:r>
           </w:p>
         </w:tc>
         <w:tc>
@@ -1056,6 +1134,12 @@
                 <w:lang w:eastAsia="en-US"/>
               </w:rPr>
             </w:pPr>
+            <w:r>
+              <w:rPr>
+                <w:lang w:eastAsia="en-US"/>
+              </w:rPr>
+              <w:t>03.06.2026</w:t>
+            </w:r>
           </w:p>
         </w:tc>
         <w:tc>
@@ -1076,13 +1160,19 @@
                 <w:lang w:eastAsia="en-US"/>
               </w:rPr>
             </w:pPr>
+            <w:r>
+              <w:rPr>
+                <w:lang w:eastAsia="en-US"/>
+              </w:rPr>
+              <w:t>03.06.2026</w:t>
+            </w:r>
           </w:p>
         </w:tc>
       </w:tr>
       <w:tr>
         <w:tc>
           <w:tcPr>
-            <w:tcW w:w="1101" w:type="dxa"/>
+            <w:tcW w:w="1102" w:type="dxa"/>
             <w:tcBorders>
               <w:top w:val="single" w:sz="4" w:space="0" w:color="auto"/>
               <w:left w:val="single" w:sz="4" w:space="0" w:color="auto"/>
@@ -1181,6 +1271,12 @@
                 <w:lang w:eastAsia="en-US"/>
               </w:rPr>
             </w:pPr>
+            <w:r>
+              <w:rPr>
+                <w:lang w:eastAsia="en-US"/>
+              </w:rPr>
+              <w:t>Июнь, 2026</w:t>
+            </w:r>
           </w:p>
         </w:tc>
         <w:tc>
@@ -1201,6 +1297,24 @@
                 <w:lang w:eastAsia="en-US"/>
               </w:rPr>
             </w:pPr>
+            <w:r>
+              <w:rPr>
+                <w:lang w:eastAsia="en-US"/>
+              </w:rPr>
+              <w:t>1</w:t>
+            </w:r>
+            <w:r>
+              <w:rPr>
+                <w:lang w:eastAsia="en-US"/>
+              </w:rPr>
+              <w:t>6</w:t>
+            </w:r>
+            <w:r>
+              <w:rPr>
+                <w:lang w:eastAsia="en-US"/>
+              </w:rPr>
+              <w:t>.06.2026</w:t>
+            </w:r>
           </w:p>
         </w:tc>
         <w:tc>
@@ -1221,6 +1335,12 @@
                 <w:lang w:eastAsia="en-US"/>
               </w:rPr>
             </w:pPr>
+            <w:r>
+              <w:rPr>
+                <w:lang w:eastAsia="en-US"/>
+              </w:rPr>
+              <w:t>15.06.2026</w:t>
+            </w:r>
           </w:p>
         </w:tc>
       </w:tr>
@@ -1242,8 +1362,6 @@
       </w:r>
       <w:r>
         <w:tab/>
-      </w:r>
-      <w:r>
         <w:t>Исаев А.Н.</w:t>
       </w:r>
       <w:r>
@@ -1256,7 +1374,25 @@
         <w:ind w:left="5529"/>
       </w:pPr>
       <w:r>
-        <w:t>«____» _____________ 2026 г.</w:t>
+        <w:t>«</w:t>
+      </w:r>
+      <w:r>
+        <w:t>15</w:t>
+      </w:r>
+      <w:r>
+        <w:t xml:space="preserve">» </w:t>
+      </w:r>
+      <w:r>
+        <w:t xml:space="preserve">декабря </w:t>
+      </w:r>
+      <w:r>
+        <w:t>202</w:t>
+      </w:r>
+      <w:r>
+        <w:t>5</w:t>
+      </w:r>
+      <w:r>
+        <w:t xml:space="preserve"> г.</w:t>
       </w:r>
     </w:p>
     <w:p>
@@ -1271,12 +1407,7 @@
       </w:r>
       <w:r>
         <w:tab/>
-      </w:r>
-      <w:r>
-        <w:t>Федин А.А</w:t>
-      </w:r>
-      <w:r>
-        <w:t>.</w:t>
+        <w:t>Федин А.А.</w:t>
       </w:r>
       <w:r>
         <w:tab/>
@@ -1291,7 +1422,25 @@
         <w:ind w:left="5529"/>
       </w:pPr>
       <w:r>
-        <w:t>«____» _____________ 2026 г</w:t>
+        <w:t>«</w:t>
+      </w:r>
+      <w:r>
+        <w:t>15</w:t>
+      </w:r>
+      <w:r>
+        <w:t xml:space="preserve">» </w:t>
+      </w:r>
+      <w:r>
+        <w:t xml:space="preserve">декабря </w:t>
+      </w:r>
+      <w:r>
+        <w:t>202</w:t>
+      </w:r>
+      <w:r>
+        <w:t>5</w:t>
+      </w:r>
+      <w:r>
+        <w:t xml:space="preserve"> г</w:t>
       </w:r>
     </w:p>
     <w:p/>
